--- a/e2e/fixtures/paragraph-acceptance.docx
+++ b/e2e/fixtures/paragraph-acceptance.docx
@@ -216,6 +216,14 @@
       </w:pPr>
       <w:r>
         <w:t xml:space="preserve">paragraph property pageBreakBefore</w:t>
+      </w:r>
+    </w:p>
+    <w:p>
+      <w:pPr>
+        <w:contextualSpacing/>
+      </w:pPr>
+      <w:r>
+        <w:t xml:space="preserve">paragraph property contextualSpacing</w:t>
       </w:r>
     </w:p>
     <w:p>
